--- a/assets/templates/bpc_deficiencia_rep.docx
+++ b/assets/templates/bpc_deficiencia_rep.docx
@@ -101,8 +101,6 @@
           <w:szCs w:val="27"/>
         </w:rPr>
       </w:pPr>
-      <w:bookmarkStart w:id="0" w:name="_GoBack"/>
-      <w:bookmarkEnd w:id="0"/>
     </w:p>
     <w:p>
       <w:pPr>
@@ -1160,7 +1158,18 @@
           <w:szCs w:val="24"/>
           <w:shd w:val="clear" w:color="auto" w:fill="FFFFFF"/>
         </w:rPr>
-        <w:t xml:space="preserve">Nesse sentido, considerando o reconhecimento de deficiência à pessoa com TEA, requer o acolhimento do respectivo pedido supra, com a devida anotação nos registros processuais, de modo a assegurar o tratamento célere e diferenciado à parte autora, como forma de garantir a efetividade do acesso à justiça e à proteção integral de seus direitos fundamentais. </w:t>
+        <w:t xml:space="preserve">Nesse sentido, considerando o reconhecimento de deficiência à pessoa com </w:t>
+      </w:r>
+      <w:r>
+        <w:t>{{ sigla_doenca }}</w:t>
+      </w:r>
+      <w:r>
+        <w:rPr>
+          <w:sz w:val="24"/>
+          <w:szCs w:val="24"/>
+          <w:shd w:val="clear" w:color="auto" w:fill="FFFFFF"/>
+        </w:rPr>
+        <w:t xml:space="preserve">, requer o acolhimento do respectivo pedido supra, com a devida anotação nos registros processuais, de modo a assegurar o tratamento célere e diferenciado à parte autora, como forma de garantir a efetividade do acesso à justiça e à proteção integral de seus direitos fundamentais. </w:t>
       </w:r>
     </w:p>
     <w:p>
@@ -1499,7 +1508,7 @@
           <w:szCs w:val="24"/>
         </w:rPr>
       </w:pPr>
-      <w:bookmarkStart w:id="1" w:name="_Hlk217633236"/>
+      <w:bookmarkStart w:id="0" w:name="_Hlk217633236"/>
       <w:r>
         <w:rPr>
           <w:sz w:val="24"/>
@@ -1543,7 +1552,7 @@
         </w:rPr>
         <w:t>O perigo de dano se configura pelo fato de que, se continuar sem receber o benefício, a autora terá sua subsistência prejudicada, uma vez que o benefício tem caráter alimentar.</w:t>
       </w:r>
-      <w:bookmarkEnd w:id="1"/>
+      <w:bookmarkEnd w:id="0"/>
     </w:p>
     <w:p>
       <w:pPr>
@@ -1573,6 +1582,7 @@
           <w:rFonts w:ascii="Arial" w:hAnsi="Arial" w:cs="Arial"/>
           <w:noProof/>
         </w:rPr>
+        <w:lastRenderedPageBreak/>
         <mc:AlternateContent>
           <mc:Choice Requires="wps">
             <w:drawing>
@@ -1730,6 +1740,22 @@
           <w:sz w:val="24"/>
           <w:szCs w:val="24"/>
         </w:rPr>
+        <w:t>DER</w:t>
+      </w:r>
+      <w:r>
+        <w:rPr>
+          <w:sz w:val="24"/>
+          <w:szCs w:val="24"/>
+        </w:rPr>
+        <w:t xml:space="preserve"> </w:t>
+      </w:r>
+      <w:r>
+        <w:rPr>
+          <w:b/>
+          <w:bCs/>
+          <w:sz w:val="24"/>
+          <w:szCs w:val="24"/>
+        </w:rPr>
         <w:t>{{ der }}</w:t>
       </w:r>
       <w:r>
@@ -1758,6 +1784,7 @@
         </w:rPr>
         <w:t xml:space="preserve">NB sob o nº </w:t>
       </w:r>
+      <w:bookmarkStart w:id="1" w:name="_Hlk236139386"/>
       <w:r>
         <w:rPr>
           <w:rFonts w:eastAsiaTheme="minorHAnsi"/>
@@ -1768,6 +1795,7 @@
         </w:rPr>
         <w:t>{{ nb }}</w:t>
       </w:r>
+      <w:bookmarkEnd w:id="1"/>
       <w:r>
         <w:rPr>
           <w:b/>
@@ -1875,6 +1903,7 @@
           <w:u w:val="single"/>
         </w:rPr>
       </w:pPr>
+      <w:bookmarkStart w:id="3" w:name="_Hlk236139473"/>
       <w:r>
         <w:rPr>
           <w:u w:val="single"/>
@@ -1894,6 +1923,7 @@
         <w:t>.</w:t>
       </w:r>
     </w:p>
+    <w:bookmarkEnd w:id="3"/>
     <w:p>
       <w:pPr>
         <w:pStyle w:val="PargrafodaLista"/>
@@ -2133,7 +2163,21 @@
           <w:sz w:val="24"/>
           <w:szCs w:val="24"/>
         </w:rPr>
-        <w:t>, entretanto, reconheceu a deficiência da Requerente, como sendo de longo prazo</w:t>
+        <w:t>, entretanto, reconheceu a deficiência d</w:t>
+      </w:r>
+      <w:r>
+        <w:rPr>
+          <w:sz w:val="24"/>
+          <w:szCs w:val="24"/>
+        </w:rPr>
+        <w:t xml:space="preserve">o(a) </w:t>
+      </w:r>
+      <w:r>
+        <w:rPr>
+          <w:sz w:val="24"/>
+          <w:szCs w:val="24"/>
+        </w:rPr>
+        <w:t>Requerente, como sendo de longo prazo</w:t>
       </w:r>
       <w:r>
         <w:rPr>
@@ -2203,35 +2247,7 @@
           <w:sz w:val="24"/>
           <w:szCs w:val="24"/>
         </w:rPr>
-        <w:t>o(</w:t>
-      </w:r>
-      <w:r>
-        <w:rPr>
-          <w:sz w:val="24"/>
-          <w:szCs w:val="24"/>
-        </w:rPr>
-        <w:t>a</w:t>
-      </w:r>
-      <w:r>
-        <w:rPr>
-          <w:sz w:val="24"/>
-          <w:szCs w:val="24"/>
-        </w:rPr>
-        <w:t>)</w:t>
-      </w:r>
-      <w:r>
-        <w:rPr>
-          <w:sz w:val="24"/>
-          <w:szCs w:val="24"/>
-        </w:rPr>
-        <w:t xml:space="preserve"> </w:t>
-      </w:r>
-      <w:r>
-        <w:rPr>
-          <w:sz w:val="24"/>
-          <w:szCs w:val="24"/>
-        </w:rPr>
-        <w:t>menor</w:t>
+        <w:t>a parte Autora</w:t>
       </w:r>
       <w:r>
         <w:rPr>
@@ -2272,6 +2288,7 @@
           <w:sz w:val="24"/>
           <w:szCs w:val="24"/>
         </w:rPr>
+        <w:lastRenderedPageBreak/>
         <w:t>Portanto, considerando que o indeferimento do INSS está equivocado, vem a Autora a este Juízo pleitear a concessão do benefício assistencial à pessoa com deficiência.</w:t>
       </w:r>
     </w:p>
@@ -2290,7 +2307,6 @@
           <w:rFonts w:ascii="Arial" w:hAnsi="Arial" w:cs="Arial"/>
           <w:noProof/>
         </w:rPr>
-        <w:lastRenderedPageBreak/>
         <mc:AlternateContent>
           <mc:Choice Requires="wps">
             <w:drawing>
@@ -2508,9 +2524,6 @@
     </w:p>
     <w:p>
       <w:pPr>
-        <w:spacing w:before="240" w:line="360" w:lineRule="auto"/>
-        <w:ind w:left="2936" w:right="434"/>
-        <w:jc w:val="both"/>
         <w:rPr>
           <w:sz w:val="20"/>
           <w:szCs w:val="20"/>
@@ -2733,8 +2746,13 @@
         </w:rPr>
         <w:t xml:space="preserve"> </w:t>
       </w:r>
-      <w:r>
-        <w:t>{{ sigla_doenca }}.</w:t>
+      <w:bookmarkStart w:id="4" w:name="_Hlk236138937"/>
+      <w:r>
+        <w:t>{{ sigla_doenca }}</w:t>
+      </w:r>
+      <w:bookmarkEnd w:id="4"/>
+      <w:r>
+        <w:t>.</w:t>
       </w:r>
       <w:r>
         <w:rPr>
@@ -2763,6 +2781,7 @@
           <w:szCs w:val="24"/>
         </w:rPr>
       </w:pPr>
+      <w:bookmarkStart w:id="5" w:name="_Hlk236139506"/>
       <w:r>
         <w:rPr>
           <w:noProof/>
@@ -2772,6 +2791,7 @@
         <w:t>{{ img_laudo }}</w:t>
       </w:r>
     </w:p>
+    <w:bookmarkEnd w:id="5"/>
     <w:p>
       <w:pPr>
         <w:spacing w:line="360" w:lineRule="auto"/>
@@ -3000,6 +3020,7 @@
         <w:spacing w:before="240" w:line="360" w:lineRule="auto"/>
         <w:ind w:right="439"/>
       </w:pPr>
+      <w:bookmarkStart w:id="6" w:name="_Hlk236139656"/>
       <w:r>
         <w:rPr>
           <w:b/>
@@ -3071,6 +3092,7 @@
         <w:t>{%p endfor %}</w:t>
       </w:r>
     </w:p>
+    <w:bookmarkEnd w:id="6"/>
     <w:p>
       <w:pPr>
         <w:tabs>
@@ -3274,6 +3296,8 @@
         <w:ind w:right="439"/>
         <w:jc w:val="center"/>
       </w:pPr>
+      <w:bookmarkStart w:id="7" w:name="_Hlk236139891"/>
+      <w:bookmarkStart w:id="8" w:name="_GoBack"/>
       <w:r>
         <w:rPr>
           <w:b/>
@@ -3314,6 +3338,8 @@
         <w:t>{%p endfor %}</w:t>
       </w:r>
     </w:p>
+    <w:bookmarkEnd w:id="7"/>
+    <w:bookmarkEnd w:id="8"/>
     <w:p>
       <w:pPr>
         <w:spacing w:before="240" w:line="360" w:lineRule="auto"/>
@@ -4466,7 +4492,7 @@
 
 <file path=word/footer2.xml><?xml version="1.0" encoding="utf-8"?>
 <w:ftr xmlns:wpc="http://schemas.microsoft.com/office/word/2010/wordprocessingCanvas" xmlns:cx="http://schemas.microsoft.com/office/drawing/2014/chartex" xmlns:cx1="http://schemas.microsoft.com/office/drawing/2015/9/8/chartex" xmlns:cx2="http://schemas.microsoft.com/office/drawing/2015/10/21/chartex" xmlns:cx3="http://schemas.microsoft.com/office/drawing/2016/5/9/chartex" xmlns:cx4="http://schemas.microsoft.com/office/drawing/2016/5/10/chartex" xmlns:cx5="http://schemas.microsoft.com/office/drawing/2016/5/11/chartex" xmlns:cx6="http://schemas.microsoft.com/office/drawing/2016/5/12/chartex" xmlns:cx7="http://schemas.microsoft.com/office/drawing/2016/5/13/chartex" xmlns:cx8="http://schemas.microsoft.com/office/drawing/2016/5/14/chartex" xmlns:mc="http://schemas.openxmlformats.org/markup-compatibility/2006" xmlns:aink="http://schemas.microsoft.com/office/drawing/2016/ink" xmlns:am3d="http://schemas.microsoft.com/office/drawing/2017/model3d" xmlns:o="urn:schemas-microsoft-com:office:office" xmlns:r="http://schemas.openxmlformats.org/officeDocument/2006/relationships" xmlns:m="http://schemas.openxmlformats.org/officeDocument/2006/math" xmlns:v="urn:schemas-microsoft-com:vml" xmlns:wp14="http://schemas.microsoft.com/office/word/2010/wordprocessingDrawing" xmlns:wp="http://schemas.openxmlformats.org/drawingml/2006/wordprocessingDrawing" xmlns:w10="urn:schemas-microsoft-com:office:word" xmlns:w="http://schemas.openxmlformats.org/wordprocessingml/2006/main" xmlns:w14="http://schemas.microsoft.com/office/word/2010/wordml" xmlns:w15="http://schemas.microsoft.com/office/word/2012/wordml" xmlns:w16cex="http://schemas.microsoft.com/office/word/2018/wordml/cex" xmlns:w16cid="http://schemas.microsoft.com/office/word/2016/wordml/cid" xmlns:w16="http://schemas.microsoft.com/office/word/2018/wordml" xmlns:w16se="http://schemas.microsoft.com/office/word/2015/wordml/symex" xmlns:wpg="http://schemas.microsoft.com/office/word/2010/wordprocessingGroup" xmlns:wpi="http://schemas.microsoft.com/office/word/2010/wordprocessingInk" xmlns:wne="http://schemas.microsoft.com/office/word/2006/wordml" xmlns:wps="http://schemas.microsoft.com/office/word/2010/wordprocessingShape" mc:Ignorable="w14 w15 w16se w16cid w16 w16cex wp14">
-  <w:bookmarkStart w:id="3" w:name="_Hlk191116999"/>
+  <w:bookmarkStart w:id="9" w:name="_Hlk191116999"/>
   <w:p>
     <w:pPr>
       <w:pStyle w:val="Corpodetexto"/>
@@ -4825,7 +4851,7 @@
       </w:r>
     </w:hyperlink>
   </w:p>
-  <w:bookmarkEnd w:id="3"/>
+  <w:bookmarkEnd w:id="9"/>
   <w:p>
     <w:pPr>
       <w:pStyle w:val="Rodap"/>
@@ -8526,7 +8552,7 @@
 </file>
 
 <file path=customXml/itemProps1.xml><?xml version="1.0" encoding="utf-8"?>
-<ds:datastoreItem xmlns:ds="http://schemas.openxmlformats.org/officeDocument/2006/customXml" ds:itemID="{C1A07178-36ED-4F8E-898B-EC71023B4746}">
+<ds:datastoreItem xmlns:ds="http://schemas.openxmlformats.org/officeDocument/2006/customXml" ds:itemID="{F8EB2B3D-5A12-4F0A-93F6-B3E0A9C6C41B}">
   <ds:schemaRefs>
     <ds:schemaRef ds:uri="http://schemas.openxmlformats.org/officeDocument/2006/bibliography"/>
   </ds:schemaRefs>

--- a/assets/templates/bpc_deficiencia_rep.docx
+++ b/assets/templates/bpc_deficiencia_rep.docx
@@ -3297,7 +3297,6 @@
         <w:jc w:val="center"/>
       </w:pPr>
       <w:bookmarkStart w:id="7" w:name="_Hlk236139891"/>
-      <w:bookmarkStart w:id="8" w:name="_GoBack"/>
       <w:r>
         <w:rPr>
           <w:b/>
@@ -3339,7 +3338,6 @@
       </w:r>
     </w:p>
     <w:bookmarkEnd w:id="7"/>
-    <w:bookmarkEnd w:id="8"/>
     <w:p>
       <w:pPr>
         <w:spacing w:before="240" w:line="360" w:lineRule="auto"/>
@@ -4003,7 +4001,50 @@
           <w:sz w:val="24"/>
           <w:szCs w:val="24"/>
         </w:rPr>
-        <w:t>{{ local_data }}</w:t>
+        <w:t xml:space="preserve">Guaraciaba do Norte – CE, </w:t>
+      </w:r>
+      <w:r>
+        <w:rPr>
+          <w:sz w:val="24"/>
+          <w:szCs w:val="24"/>
+        </w:rPr>
+        <w:fldChar w:fldCharType="begin"/>
+      </w:r>
+      <w:r>
+        <w:rPr>
+          <w:sz w:val="24"/>
+          <w:szCs w:val="24"/>
+        </w:rPr>
+        <w:instrText xml:space="preserve"> TIME \@ "d' de 'MMMM' de 'yyyy" </w:instrText>
+      </w:r>
+      <w:r>
+        <w:rPr>
+          <w:sz w:val="24"/>
+          <w:szCs w:val="24"/>
+        </w:rPr>
+        <w:fldChar w:fldCharType="separate"/>
+      </w:r>
+      <w:r>
+        <w:rPr>
+          <w:noProof/>
+          <w:sz w:val="24"/>
+          <w:szCs w:val="24"/>
+        </w:rPr>
+        <w:t>29 de julho de 2026</w:t>
+      </w:r>
+      <w:r>
+        <w:rPr>
+          <w:sz w:val="24"/>
+          <w:szCs w:val="24"/>
+        </w:rPr>
+        <w:fldChar w:fldCharType="end"/>
+      </w:r>
+      <w:r>
+        <w:rPr>
+          <w:sz w:val="24"/>
+          <w:szCs w:val="24"/>
+        </w:rPr>
+        <w:t>.</w:t>
       </w:r>
     </w:p>
     <w:p>
@@ -4016,6 +4057,8 @@
           <w:szCs w:val="24"/>
         </w:rPr>
       </w:pPr>
+      <w:bookmarkStart w:id="8" w:name="_GoBack"/>
+      <w:bookmarkEnd w:id="8"/>
     </w:p>
     <w:p>
       <w:pPr>
@@ -4221,7 +4264,7 @@
             </wp:anchor>
           </w:drawing>
         </mc:Choice>
-        <mc:Fallback xmlns:oel="http://schemas.microsoft.com/office/2019/extlst" xmlns:w16du="http://schemas.microsoft.com/office/word/2023/wordml/word16du" xmlns:w16sdtdh="http://schemas.microsoft.com/office/word/2020/wordml/sdtdatahash" xmlns:w16sdtfl="http://schemas.microsoft.com/office/word/2024/wordml/sdtformatlock">
+        <mc:Fallback xmlns:w16sdtfl="http://schemas.microsoft.com/office/word/2024/wordml/sdtformatlock" xmlns:w16sdtdh="http://schemas.microsoft.com/office/word/2020/wordml/sdtdatahash" xmlns:w16du="http://schemas.microsoft.com/office/word/2023/wordml/word16du" xmlns:oel="http://schemas.microsoft.com/office/2019/extlst">
           <w:pict>
             <v:shape w14:anchorId="3BCF6105" id="Forma Livre: Forma 13" o:spid="_x0000_s1026" style="position:absolute;margin-left:97.1pt;margin-top:24.7pt;width:370.9pt;height:.1pt;z-index:-251653120;visibility:visible;mso-wrap-style:square;mso-width-percent:0;mso-height-percent:0;mso-wrap-distance-left:0;mso-wrap-distance-top:0;mso-wrap-distance-right:0;mso-wrap-distance-bottom:0;mso-position-horizontal:absolute;mso-position-horizontal-relative:page;mso-position-vertical:absolute;mso-position-vertical-relative:text;mso-width-percent:0;mso-height-percent:0;mso-width-relative:page;mso-height-relative:page;v-text-anchor:top" coordsize="4710430,1270" o:gfxdata="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" path="m,l4709804,e" filled="f" strokeweight=".40283mm">
               <v:path arrowok="t" o:connecttype="custom" o:connectlocs="0,0;4709804,0" o:connectangles="0,0"/>
@@ -4590,7 +4633,7 @@
             </wp:anchor>
           </w:drawing>
         </mc:Choice>
-        <mc:Fallback xmlns:oel="http://schemas.microsoft.com/office/2019/extlst" xmlns:w16du="http://schemas.microsoft.com/office/word/2023/wordml/word16du" xmlns:w16sdtdh="http://schemas.microsoft.com/office/word/2020/wordml/sdtdatahash" xmlns:w16sdtfl="http://schemas.microsoft.com/office/word/2024/wordml/sdtformatlock">
+        <mc:Fallback xmlns:w16sdtfl="http://schemas.microsoft.com/office/word/2024/wordml/sdtformatlock" xmlns:w16sdtdh="http://schemas.microsoft.com/office/word/2020/wordml/sdtdatahash" xmlns:w16du="http://schemas.microsoft.com/office/word/2023/wordml/word16du" xmlns:oel="http://schemas.microsoft.com/office/2019/extlst">
           <w:pict>
             <v:shape w14:anchorId="734A0437" id="Forma Livre: Forma 3" o:spid="_x0000_s1026" style="position:absolute;margin-left:97.1pt;margin-top:24.7pt;width:370.9pt;height:.1pt;z-index:-251655168;visibility:visible;mso-wrap-style:square;mso-width-percent:0;mso-height-percent:0;mso-wrap-distance-left:0;mso-wrap-distance-top:0;mso-wrap-distance-right:0;mso-wrap-distance-bottom:0;mso-position-horizontal:absolute;mso-position-horizontal-relative:page;mso-position-vertical:absolute;mso-position-vertical-relative:text;mso-width-percent:0;mso-height-percent:0;mso-width-relative:page;mso-height-relative:page;v-text-anchor:top" coordsize="4710430,1270" o:gfxdata="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" path="m,l4709804,e" filled="f" strokeweight=".40283mm">
               <v:path arrowok="t" o:connecttype="custom" o:connectlocs="0,0;4709804,0" o:connectangles="0,0"/>
@@ -8552,7 +8595,7 @@
 </file>
 
 <file path=customXml/itemProps1.xml><?xml version="1.0" encoding="utf-8"?>
-<ds:datastoreItem xmlns:ds="http://schemas.openxmlformats.org/officeDocument/2006/customXml" ds:itemID="{F8EB2B3D-5A12-4F0A-93F6-B3E0A9C6C41B}">
+<ds:datastoreItem xmlns:ds="http://schemas.openxmlformats.org/officeDocument/2006/customXml" ds:itemID="{B060A41C-97E6-4416-9ABA-1D6AD963268B}">
   <ds:schemaRefs>
     <ds:schemaRef ds:uri="http://schemas.openxmlformats.org/officeDocument/2006/bibliography"/>
   </ds:schemaRefs>

--- a/assets/templates/bpc_deficiencia_rep.docx
+++ b/assets/templates/bpc_deficiencia_rep.docx
@@ -33,6 +33,8 @@
         <w:rPr>
           <w:b/>
           <w:bCs/>
+          <w:sz w:val="24"/>
+          <w:szCs w:val="24"/>
         </w:rPr>
         <w:t>{ subsecao_judiciaria }}</w:t>
       </w:r>
@@ -583,6 +585,15 @@
     </w:p>
     <w:p>
       <w:pPr>
+        <w:spacing w:before="9"/>
+        <w:rPr>
+          <w:sz w:val="27"/>
+          <w:szCs w:val="27"/>
+        </w:rPr>
+      </w:pPr>
+    </w:p>
+    <w:p>
+      <w:pPr>
         <w:spacing w:before="8"/>
         <w:rPr>
           <w:sz w:val="20"/>
@@ -653,6 +664,17 @@
         </w:rPr>
         <w:t xml:space="preserve"> </w:t>
       </w:r>
+    </w:p>
+    <w:p>
+      <w:pPr>
+        <w:spacing w:before="139" w:line="360" w:lineRule="auto"/>
+        <w:ind w:left="179" w:right="179"/>
+        <w:jc w:val="both"/>
+        <w:rPr>
+          <w:sz w:val="24"/>
+          <w:szCs w:val="24"/>
+        </w:rPr>
+      </w:pPr>
     </w:p>
     <w:p>
       <w:pPr>
@@ -776,6 +798,13 @@
           </mc:Fallback>
         </mc:AlternateContent>
       </w:r>
+    </w:p>
+    <w:p>
+      <w:pPr>
+        <w:spacing w:before="90" w:line="360" w:lineRule="auto"/>
+        <w:ind w:right="183"/>
+        <w:jc w:val="both"/>
+      </w:pPr>
     </w:p>
     <w:p>
       <w:pPr>
@@ -955,6 +984,18 @@
           </mc:Fallback>
         </mc:AlternateContent>
       </w:r>
+    </w:p>
+    <w:p>
+      <w:pPr>
+        <w:pStyle w:val="Recuodecorpodetexto"/>
+        <w:spacing w:after="0" w:line="360" w:lineRule="auto"/>
+        <w:ind w:left="0" w:firstLine="720"/>
+        <w:jc w:val="both"/>
+        <w:rPr>
+          <w:sz w:val="24"/>
+          <w:szCs w:val="24"/>
+        </w:rPr>
+      </w:pPr>
     </w:p>
     <w:p>
       <w:pPr>
@@ -1508,14 +1549,6 @@
           <w:szCs w:val="24"/>
         </w:rPr>
       </w:pPr>
-      <w:bookmarkStart w:id="0" w:name="_Hlk217633236"/>
-      <w:r>
-        <w:rPr>
-          <w:sz w:val="24"/>
-          <w:szCs w:val="24"/>
-        </w:rPr>
-        <w:t>A parte demandante precisa do benefício em questão para custear sua própria subsistência, uma vez que não tem condições de prover seu próprio sustento, nem contar com o apoio de sua família. É importante ressaltar que os requisitos para a concessão do benefício se assemelham aos necessários para a aprovação desta medida antecipatória. Portanto, a concessão se tornará indispensável em uma sentença.</w:t>
-      </w:r>
     </w:p>
     <w:p>
       <w:pPr>
@@ -1527,12 +1560,13 @@
           <w:szCs w:val="24"/>
         </w:rPr>
       </w:pPr>
-      <w:r>
-        <w:rPr>
-          <w:sz w:val="24"/>
-          <w:szCs w:val="24"/>
-        </w:rPr>
-        <w:t xml:space="preserve">Após a realização da perícia pertinente ao caso, ficará evidente que a parte Requerente preenche todos os requisitos para a aprovação da antecipação de tutela. O laudo socioeconômico comprovará de forma inequívoca seu estado de extrema pobreza, enquanto o laudo médico pericial não deixará dúvidas sobre as enfermidades incapacitantes, tornando todas as alegações verossímeis. </w:t>
+      <w:bookmarkStart w:id="0" w:name="_Hlk217633236"/>
+      <w:r>
+        <w:rPr>
+          <w:sz w:val="24"/>
+          <w:szCs w:val="24"/>
+        </w:rPr>
+        <w:t>A parte demandante precisa do benefício em questão para custear sua própria subsistência, uma vez que não tem condições de prover seu próprio sustento, nem contar com o apoio de sua família. É importante ressaltar que os requisitos para a concessão do benefício se assemelham aos necessários para a aprovação desta medida antecipatória. Portanto, a concessão se tornará indispensável em uma sentença.</w:t>
       </w:r>
     </w:p>
     <w:p>
@@ -1550,6 +1584,32 @@
           <w:sz w:val="24"/>
           <w:szCs w:val="24"/>
         </w:rPr>
+        <w:t xml:space="preserve">Após a realização da perícia pertinente ao caso, ficará evidente que a parte Requerente preenche todos os requisitos para a aprovação da antecipação de tutela. O laudo socioeconômico comprovará de forma inequívoca seu estado de extrema pobreza, enquanto </w:t>
+      </w:r>
+      <w:r>
+        <w:rPr>
+          <w:sz w:val="24"/>
+          <w:szCs w:val="24"/>
+        </w:rPr>
+        <w:lastRenderedPageBreak/>
+        <w:t xml:space="preserve">o laudo médico pericial não deixará dúvidas sobre as enfermidades incapacitantes, tornando todas as alegações verossímeis. </w:t>
+      </w:r>
+    </w:p>
+    <w:p>
+      <w:pPr>
+        <w:spacing w:before="90" w:line="360" w:lineRule="auto"/>
+        <w:ind w:right="181" w:firstLine="567"/>
+        <w:jc w:val="both"/>
+        <w:rPr>
+          <w:sz w:val="24"/>
+          <w:szCs w:val="24"/>
+        </w:rPr>
+      </w:pPr>
+      <w:r>
+        <w:rPr>
+          <w:sz w:val="24"/>
+          <w:szCs w:val="24"/>
+        </w:rPr>
         <w:t>O perigo de dano se configura pelo fato de que, se continuar sem receber o benefício, a autora terá sua subsistência prejudicada, uma vez que o benefício tem caráter alimentar.</w:t>
       </w:r>
       <w:bookmarkEnd w:id="0"/>
@@ -1582,7 +1642,6 @@
           <w:rFonts w:ascii="Arial" w:hAnsi="Arial" w:cs="Arial"/>
           <w:noProof/>
         </w:rPr>
-        <w:lastRenderedPageBreak/>
         <mc:AlternateContent>
           <mc:Choice Requires="wps">
             <w:drawing>
@@ -1705,6 +1764,14 @@
     </w:p>
     <w:p>
       <w:pPr>
+        <w:rPr>
+          <w:sz w:val="21"/>
+          <w:szCs w:val="21"/>
+        </w:rPr>
+      </w:pPr>
+    </w:p>
+    <w:p>
+      <w:pPr>
         <w:pStyle w:val="Ttulo1"/>
         <w:ind w:left="1031"/>
         <w:rPr>
@@ -2226,6 +2293,7 @@
           <w:sz w:val="24"/>
           <w:szCs w:val="24"/>
         </w:rPr>
+        <w:lastRenderedPageBreak/>
         <w:t>{{ img_pericial }}</w:t>
       </w:r>
     </w:p>
@@ -2288,7 +2356,6 @@
           <w:sz w:val="24"/>
           <w:szCs w:val="24"/>
         </w:rPr>
-        <w:lastRenderedPageBreak/>
         <w:t>Portanto, considerando que o indeferimento do INSS está equivocado, vem a Autora a este Juízo pleitear a concessão do benefício assistencial à pessoa com deficiência.</w:t>
       </w:r>
     </w:p>
@@ -2788,6 +2855,7 @@
           <w:sz w:val="24"/>
           <w:szCs w:val="24"/>
         </w:rPr>
+        <w:lastRenderedPageBreak/>
         <w:t>{{ img_laudo }}</w:t>
       </w:r>
     </w:p>
@@ -2876,7 +2944,6 @@
           <w:rFonts w:ascii="Arial" w:hAnsi="Arial" w:cs="Arial"/>
           <w:noProof/>
         </w:rPr>
-        <w:lastRenderedPageBreak/>
         <mc:AlternateContent>
           <mc:Choice Requires="wps">
             <w:drawing>
@@ -3364,7 +3431,16 @@
           <w:sz w:val="24"/>
           <w:szCs w:val="24"/>
         </w:rPr>
-        <w:t xml:space="preserve">Importante ressaltar, o </w:t>
+        <w:t>Importante</w:t>
+      </w:r>
+      <w:bookmarkStart w:id="8" w:name="_GoBack"/>
+      <w:bookmarkEnd w:id="8"/>
+      <w:r>
+        <w:rPr>
+          <w:sz w:val="24"/>
+          <w:szCs w:val="24"/>
+        </w:rPr>
+        <w:t xml:space="preserve"> ressaltar, o </w:t>
       </w:r>
       <w:r>
         <w:rPr>
@@ -3398,6 +3474,7 @@
           <w:sz w:val="24"/>
           <w:szCs w:val="24"/>
         </w:rPr>
+        <w:lastRenderedPageBreak/>
         <w:t>“o indeferimento do Benefício da Prestação Continuada pelo INSS ocorrer em virtude do não reconhecimento da deficiência</w:t>
       </w:r>
       <w:r>
@@ -3414,15 +3491,7 @@
           <w:sz w:val="24"/>
           <w:szCs w:val="24"/>
         </w:rPr>
-        <w:t xml:space="preserve">, salvo nos casos de impugnação específica e fundamentada da autarquia previdenciária ou </w:t>
-      </w:r>
-      <w:r>
-        <w:rPr>
-          <w:sz w:val="24"/>
-          <w:szCs w:val="24"/>
-        </w:rPr>
-        <w:lastRenderedPageBreak/>
-        <w:t>decurso de prazo superior a 2 (dois) anos do indeferimento administrativo;”</w:t>
+        <w:t>, salvo nos casos de impugnação específica e fundamentada da autarquia previdenciária ou decurso de prazo superior a 2 (dois) anos do indeferimento administrativo;”</w:t>
       </w:r>
     </w:p>
     <w:p>
@@ -3622,6 +3691,15 @@
     </w:p>
     <w:p>
       <w:pPr>
+        <w:spacing w:before="7"/>
+        <w:rPr>
+          <w:sz w:val="21"/>
+          <w:szCs w:val="21"/>
+        </w:rPr>
+      </w:pPr>
+    </w:p>
+    <w:p>
+      <w:pPr>
         <w:spacing w:before="90"/>
         <w:ind w:left="1031"/>
       </w:pPr>
@@ -3881,6 +3959,7 @@
           <w:szCs w:val="24"/>
           <w:lang w:eastAsia="pt-BR"/>
         </w:rPr>
+        <w:lastRenderedPageBreak/>
         <w:t>Que os valores de honorários advocatícios por RPV sejam pagos em nome da sociedade Thaelle Melo Soares – Sociedade Individual de Advocacia, CNPJ nº 51.272.308/0001-27.</w:t>
       </w:r>
     </w:p>
@@ -3923,7 +4002,6 @@
           <w:sz w:val="24"/>
           <w:szCs w:val="24"/>
         </w:rPr>
-        <w:lastRenderedPageBreak/>
         <w:t>Requer-se ainda provar o alegado por todos os meios de prova admitidos no direito.</w:t>
       </w:r>
     </w:p>
@@ -4057,8 +4135,6 @@
           <w:szCs w:val="24"/>
         </w:rPr>
       </w:pPr>
-      <w:bookmarkStart w:id="8" w:name="_GoBack"/>
-      <w:bookmarkEnd w:id="8"/>
     </w:p>
     <w:p>
       <w:pPr>
@@ -8595,7 +8671,7 @@
 </file>
 
 <file path=customXml/itemProps1.xml><?xml version="1.0" encoding="utf-8"?>
-<ds:datastoreItem xmlns:ds="http://schemas.openxmlformats.org/officeDocument/2006/customXml" ds:itemID="{B060A41C-97E6-4416-9ABA-1D6AD963268B}">
+<ds:datastoreItem xmlns:ds="http://schemas.openxmlformats.org/officeDocument/2006/customXml" ds:itemID="{5A05D114-EF30-4983-B72A-2CB4B4FCAF63}">
   <ds:schemaRefs>
     <ds:schemaRef ds:uri="http://schemas.openxmlformats.org/officeDocument/2006/bibliography"/>
   </ds:schemaRefs>

--- a/assets/templates/bpc_deficiencia_rep.docx
+++ b/assets/templates/bpc_deficiencia_rep.docx
@@ -3431,16 +3431,7 @@
           <w:sz w:val="24"/>
           <w:szCs w:val="24"/>
         </w:rPr>
-        <w:t>Importante</w:t>
-      </w:r>
-      <w:bookmarkStart w:id="8" w:name="_GoBack"/>
-      <w:bookmarkEnd w:id="8"/>
-      <w:r>
-        <w:rPr>
-          <w:sz w:val="24"/>
-          <w:szCs w:val="24"/>
-        </w:rPr>
-        <w:t xml:space="preserve"> ressaltar, o </w:t>
+        <w:t xml:space="preserve">Importante ressaltar, o </w:t>
       </w:r>
       <w:r>
         <w:rPr>
@@ -4183,7 +4174,7 @@
           <w:szCs w:val="24"/>
           <w:lang w:eastAsia="pt-BR"/>
         </w:rPr>
-        <w:t xml:space="preserve">OAB/CE Nº </w:t>
+        <w:t>OAB/</w:t>
       </w:r>
       <w:r>
         <w:rPr>
@@ -4192,8 +4183,31 @@
           <w:iCs/>
           <w:sz w:val="24"/>
           <w:szCs w:val="24"/>
+          <w:highlight w:val="yellow"/>
           <w:lang w:eastAsia="pt-BR"/>
         </w:rPr>
+        <w:t>CE</w:t>
+      </w:r>
+      <w:r>
+        <w:rPr>
+          <w:b/>
+          <w:bCs/>
+          <w:iCs/>
+          <w:sz w:val="24"/>
+          <w:szCs w:val="24"/>
+          <w:lang w:eastAsia="pt-BR"/>
+        </w:rPr>
+        <w:t xml:space="preserve"> Nº </w:t>
+      </w:r>
+      <w:r>
+        <w:rPr>
+          <w:b/>
+          <w:bCs/>
+          <w:iCs/>
+          <w:sz w:val="24"/>
+          <w:szCs w:val="24"/>
+          <w:lang w:eastAsia="pt-BR"/>
+        </w:rPr>
         <w:t>{{ oab_advogado }}</w:t>
       </w:r>
     </w:p>
@@ -4204,7 +4218,10 @@
         </w:rPr>
       </w:pPr>
     </w:p>
-    <w:p/>
+    <w:p>
+      <w:bookmarkStart w:id="8" w:name="_GoBack"/>
+      <w:bookmarkEnd w:id="8"/>
+    </w:p>
     <w:sectPr>
       <w:headerReference w:type="even" r:id="rId8"/>
       <w:headerReference w:type="default" r:id="rId9"/>
@@ -4340,7 +4357,7 @@
             </wp:anchor>
           </w:drawing>
         </mc:Choice>
-        <mc:Fallback xmlns:w16sdtfl="http://schemas.microsoft.com/office/word/2024/wordml/sdtformatlock" xmlns:w16sdtdh="http://schemas.microsoft.com/office/word/2020/wordml/sdtdatahash" xmlns:w16du="http://schemas.microsoft.com/office/word/2023/wordml/word16du" xmlns:oel="http://schemas.microsoft.com/office/2019/extlst">
+        <mc:Fallback xmlns:oel="http://schemas.microsoft.com/office/2019/extlst" xmlns:w16du="http://schemas.microsoft.com/office/word/2023/wordml/word16du" xmlns:w16sdtdh="http://schemas.microsoft.com/office/word/2020/wordml/sdtdatahash" xmlns:w16sdtfl="http://schemas.microsoft.com/office/word/2024/wordml/sdtformatlock">
           <w:pict>
             <v:shape w14:anchorId="3BCF6105" id="Forma Livre: Forma 13" o:spid="_x0000_s1026" style="position:absolute;margin-left:97.1pt;margin-top:24.7pt;width:370.9pt;height:.1pt;z-index:-251653120;visibility:visible;mso-wrap-style:square;mso-width-percent:0;mso-height-percent:0;mso-wrap-distance-left:0;mso-wrap-distance-top:0;mso-wrap-distance-right:0;mso-wrap-distance-bottom:0;mso-position-horizontal:absolute;mso-position-horizontal-relative:page;mso-position-vertical:absolute;mso-position-vertical-relative:text;mso-width-percent:0;mso-height-percent:0;mso-width-relative:page;mso-height-relative:page;v-text-anchor:top" coordsize="4710430,1270" o:gfxdata="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" path="m,l4709804,e" filled="f" strokeweight=".40283mm">
               <v:path arrowok="t" o:connecttype="custom" o:connectlocs="0,0;4709804,0" o:connectangles="0,0"/>
@@ -4709,7 +4726,7 @@
             </wp:anchor>
           </w:drawing>
         </mc:Choice>
-        <mc:Fallback xmlns:w16sdtfl="http://schemas.microsoft.com/office/word/2024/wordml/sdtformatlock" xmlns:w16sdtdh="http://schemas.microsoft.com/office/word/2020/wordml/sdtdatahash" xmlns:w16du="http://schemas.microsoft.com/office/word/2023/wordml/word16du" xmlns:oel="http://schemas.microsoft.com/office/2019/extlst">
+        <mc:Fallback xmlns:oel="http://schemas.microsoft.com/office/2019/extlst" xmlns:w16du="http://schemas.microsoft.com/office/word/2023/wordml/word16du" xmlns:w16sdtdh="http://schemas.microsoft.com/office/word/2020/wordml/sdtdatahash" xmlns:w16sdtfl="http://schemas.microsoft.com/office/word/2024/wordml/sdtformatlock">
           <w:pict>
             <v:shape w14:anchorId="734A0437" id="Forma Livre: Forma 3" o:spid="_x0000_s1026" style="position:absolute;margin-left:97.1pt;margin-top:24.7pt;width:370.9pt;height:.1pt;z-index:-251655168;visibility:visible;mso-wrap-style:square;mso-width-percent:0;mso-height-percent:0;mso-wrap-distance-left:0;mso-wrap-distance-top:0;mso-wrap-distance-right:0;mso-wrap-distance-bottom:0;mso-position-horizontal:absolute;mso-position-horizontal-relative:page;mso-position-vertical:absolute;mso-position-vertical-relative:text;mso-width-percent:0;mso-height-percent:0;mso-width-relative:page;mso-height-relative:page;v-text-anchor:top" coordsize="4710430,1270" o:gfxdata="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" path="m,l4709804,e" filled="f" strokeweight=".40283mm">
               <v:path arrowok="t" o:connecttype="custom" o:connectlocs="0,0;4709804,0" o:connectangles="0,0"/>
@@ -8671,7 +8688,7 @@
 </file>
 
 <file path=customXml/itemProps1.xml><?xml version="1.0" encoding="utf-8"?>
-<ds:datastoreItem xmlns:ds="http://schemas.openxmlformats.org/officeDocument/2006/customXml" ds:itemID="{5A05D114-EF30-4983-B72A-2CB4B4FCAF63}">
+<ds:datastoreItem xmlns:ds="http://schemas.openxmlformats.org/officeDocument/2006/customXml" ds:itemID="{7388849A-E61A-4797-B73A-D32AC9B2FC6B}">
   <ds:schemaRefs>
     <ds:schemaRef ds:uri="http://schemas.openxmlformats.org/officeDocument/2006/bibliography"/>
   </ds:schemaRefs>
